--- a/gergacs-marketing-system/09_office_formats/docx/02_campaigns/lane_1_sales/30_day_calendar.docx
+++ b/gergacs-marketing-system/09_office_formats/docx/02_campaigns/lane_1_sales/30_day_calendar.docx
@@ -1308,13 +1308,13 @@
               <w:pStyle w:val="Compact"/>
             </w:pPr>
             <w:r>
-              <w:t xml:space="preserve">Build variant 2 of Ad #1 (Pre-List Valuation): more direct</w:t>
+              <w:t xml:space="preserve">Build variant 2 of Ad #1 (Pre-List Comparable Analysis): more direct</w:t>
             </w:r>
             <w:r>
               <w:t xml:space="preserve"> </w:t>
             </w:r>
             <w:r>
-              <w:t xml:space="preserve">“what your home is worth”</w:t>
+              <w:t xml:space="preserve">“what the comparables show”</w:t>
             </w:r>
             <w:r>
               <w:t xml:space="preserve"> </w:t>
